--- a/pr-preview/pr-416/index-tracked-changes.docx
+++ b/pr-preview/pr-416/index-tracked-changes.docx
@@ -16,7 +16,7 @@
       </w:pPr>
       <w:del w:id="1" w:author="PR Preview" w:date="2026-01-01T00:00:00Z">
         <w:r>
-          <w:delText xml:space="preserve">Last modified: 2026-10-19 04:41:29 (PDT)</w:delText>
+          <w:delText xml:space="preserve">Last modified: 2026-10-19 05:58:02 (PDT)</w:delText>
         </w:r>
       </w:del>
     </w:p>
@@ -26,11 +26,11 @@
       </w:pPr>
       <w:ins w:id="2" w:author="PR Preview" w:date="2026-01-01T00:00:00Z">
         <w:r>
-          <w:t xml:space="preserve">Last modified: 2026-10-19 04:35:02 (PDT)</w:t>
+          <w:t xml:space="preserve">Last modified: 2026-10-19 09:39:40 (PDT)</w:t>
         </w:r>
       </w:ins>
     </w:p>
-    <w:bookmarkStart w:id="28" w:name="welcome"/>
+    <w:bookmarkStart w:id="30" w:name="welcome"/>
     <w:p>
       <w:pPr>
         <w:pStyle w:val="Heading2"/>
@@ -366,33 +366,45 @@
         </w:numPr>
       </w:pPr>
       <w:hyperlink r:id="rId18">
-        <w:r>
-          <w:rPr>
-            <w:rStyle w:val="Hyperlink"/>
-          </w:rPr>
-          <w:t xml:space="preserve">Measures</w:t>
-        </w:r>
-      </w:hyperlink>
-      <w:r>
-        <w:t xml:space="preserve">:</w:t>
-      </w:r>
-      <w:r>
-        <w:t xml:space="preserve"> </w:t>
-      </w:r>
+        <w:del w:id="3" w:author="PR Preview" w:date="2026-01-01T00:00:00Z">
+          <w:r>
+            <w:rPr>
+              <w:rStyle w:val="Hyperlink"/>
+            </w:rPr>
+            <w:delText xml:space="preserve">Measures</w:delText>
+          </w:r>
+        </w:del>
+      </w:hyperlink>
+      <w:del w:id="4" w:author="PR Preview" w:date="2026-01-01T00:00:00Z">
+        <w:r>
+          <w:delText xml:space="preserve">:</w:delText>
+        </w:r>
+      </w:del>
+      <w:del w:id="5" w:author="PR Preview" w:date="2026-01-01T00:00:00Z">
+        <w:r>
+          <w:delText xml:space="preserve"> </w:delText>
+        </w:r>
+      </w:del>
       <m:oMath>
         <m:r>
           <m:t>σ</m:t>
         </m:r>
       </m:oMath>
-      <w:r>
-        <w:t xml:space="preserve">-algebras, pairwise disjoint sets, finite and countable additivity,</w:t>
-      </w:r>
-      <w:r>
-        <w:t xml:space="preserve"> </w:t>
-      </w:r>
-      <w:r>
-        <w:t xml:space="preserve">measures, and the counting measure</w:t>
-      </w:r>
+      <w:del w:id="6" w:author="PR Preview" w:date="2026-01-01T00:00:00Z">
+        <w:r>
+          <w:delText xml:space="preserve">-algebras, pairwise disjoint sets, finite and countable additivity,</w:delText>
+        </w:r>
+      </w:del>
+      <w:del w:id="7" w:author="PR Preview" w:date="2026-01-01T00:00:00Z">
+        <w:r>
+          <w:delText xml:space="preserve"> </w:delText>
+        </w:r>
+      </w:del>
+      <w:del w:id="8" w:author="PR Preview" w:date="2026-01-01T00:00:00Z">
+        <w:r>
+          <w:delText xml:space="preserve">measures, and the counting measure</w:delText>
+        </w:r>
+      </w:del>
     </w:p>
     <w:p>
       <w:pPr>
@@ -402,86 +414,91 @@
           <w:numId w:val="1001"/>
         </w:numPr>
       </w:pPr>
+      <w:hyperlink r:id="rId18">
+        <w:ins w:id="9" w:author="PR Preview" w:date="2026-01-01T00:00:00Z">
+          <w:r>
+            <w:rPr>
+              <w:rStyle w:val="Hyperlink"/>
+            </w:rPr>
+            <w:t xml:space="preserve">Measures</w:t>
+          </w:r>
+        </w:ins>
+      </w:hyperlink>
+      <w:ins w:id="10" w:author="PR Preview" w:date="2026-01-01T00:00:00Z">
+        <w:r>
+          <w:t xml:space="preserve">:</w:t>
+        </w:r>
+      </w:ins>
+      <w:ins w:id="11" w:author="PR Preview" w:date="2026-01-01T00:00:00Z">
+        <w:r>
+          <w:t xml:space="preserve"> </w:t>
+        </w:r>
+      </w:ins>
+      <m:oMath>
+        <m:r>
+          <m:t>σ</m:t>
+        </m:r>
+      </m:oMath>
+      <w:ins w:id="12" w:author="PR Preview" w:date="2026-01-01T00:00:00Z">
+        <w:r>
+          <w:t xml:space="preserve">-algebras,</w:t>
+        </w:r>
+      </w:ins>
+      <w:ins w:id="13" w:author="PR Preview" w:date="2026-01-01T00:00:00Z">
+        <w:r>
+          <w:t xml:space="preserve"> </w:t>
+        </w:r>
+      </w:ins>
       <w:hyperlink r:id="rId19">
-        <w:r>
-          <w:rPr>
-            <w:rStyle w:val="Hyperlink"/>
-          </w:rPr>
-          <w:t xml:space="preserve">Calculus</w:t>
-        </w:r>
-      </w:hyperlink>
-      <w:r>
-        <w:t xml:space="preserve">:</w:t>
-      </w:r>
-      <w:r>
-        <w:t xml:space="preserve"> </w:t>
-      </w:r>
-      <w:r>
-        <w:t xml:space="preserve">derivative rules, antiderivatives,</w:t>
-      </w:r>
-      <w:r>
-        <w:t xml:space="preserve"> </w:t>
-      </w:r>
-      <w:r>
-        <w:t xml:space="preserve">regularity conditions (the</w:t>
-      </w:r>
-      <w:r>
-        <w:t xml:space="preserve"> </w:t>
-      </w:r>
+        <w:ins w:id="14" w:author="PR Preview" w:date="2026-01-01T00:00:00Z">
+          <w:r>
+            <w:rPr>
+              <w:rStyle w:val="Hyperlink"/>
+            </w:rPr>
+            <w:t xml:space="preserve">finite</w:t>
+          </w:r>
+        </w:ins>
+      </w:hyperlink>
+      <w:ins w:id="15" w:author="PR Preview" w:date="2026-01-01T00:00:00Z">
+        <w:r>
+          <w:t xml:space="preserve"> </w:t>
+        </w:r>
+      </w:ins>
+      <w:ins w:id="16" w:author="PR Preview" w:date="2026-01-01T00:00:00Z">
+        <w:r>
+          <w:t xml:space="preserve">and</w:t>
+        </w:r>
+      </w:ins>
+      <w:ins w:id="17" w:author="PR Preview" w:date="2026-01-01T00:00:00Z">
+        <w:r>
+          <w:t xml:space="preserve"> </w:t>
+        </w:r>
+      </w:ins>
       <w:hyperlink r:id="rId20">
-        <w:r>
-          <w:rPr>
-            <w:rStyle w:val="Hyperlink"/>
-          </w:rPr>
-          <w:t xml:space="preserve">continuity</w:t>
-        </w:r>
-      </w:hyperlink>
-      <w:r>
-        <w:t xml:space="preserve">,</w:t>
-      </w:r>
-      <w:r>
-        <w:t xml:space="preserve"> </w:t>
-      </w:r>
-      <w:hyperlink r:id="rId21">
-        <w:r>
-          <w:rPr>
-            <w:rStyle w:val="Hyperlink"/>
-          </w:rPr>
-          <w:t xml:space="preserve">differentiability</w:t>
-        </w:r>
-      </w:hyperlink>
-      <w:r>
-        <w:t xml:space="preserve">,</w:t>
-      </w:r>
-      <w:r>
-        <w:t xml:space="preserve"> </w:t>
-      </w:r>
-      <w:r>
-        <w:t xml:space="preserve">and</w:t>
-      </w:r>
-      <w:r>
-        <w:t xml:space="preserve"> </w:t>
-      </w:r>
-      <w:hyperlink r:id="rId22">
-        <w:r>
-          <w:rPr>
-            <w:rStyle w:val="Hyperlink"/>
-          </w:rPr>
-          <w:t xml:space="preserve">integrability</w:t>
-        </w:r>
-      </w:hyperlink>
-      <w:r>
-        <w:t xml:space="preserve"> </w:t>
-      </w:r>
-      <w:r>
-        <w:t xml:space="preserve">that results assume),</w:t>
-      </w:r>
-      <w:r>
-        <w:t xml:space="preserve"> </w:t>
-      </w:r>
-      <w:r>
-        <w:t xml:space="preserve">the Fundamental Theorem of Calculus, and double integrals</w:t>
-      </w:r>
+        <w:ins w:id="18" w:author="PR Preview" w:date="2026-01-01T00:00:00Z">
+          <w:r>
+            <w:rPr>
+              <w:rStyle w:val="Hyperlink"/>
+            </w:rPr>
+            <w:t xml:space="preserve">countable additivity</w:t>
+          </w:r>
+        </w:ins>
+      </w:hyperlink>
+      <w:ins w:id="19" w:author="PR Preview" w:date="2026-01-01T00:00:00Z">
+        <w:r>
+          <w:t xml:space="preserve">,</w:t>
+        </w:r>
+      </w:ins>
+      <w:ins w:id="20" w:author="PR Preview" w:date="2026-01-01T00:00:00Z">
+        <w:r>
+          <w:t xml:space="preserve"> </w:t>
+        </w:r>
+      </w:ins>
+      <w:ins w:id="21" w:author="PR Preview" w:date="2026-01-01T00:00:00Z">
+        <w:r>
+          <w:t xml:space="preserve">measures, and the counting measure</w:t>
+        </w:r>
+      </w:ins>
     </w:p>
     <w:p>
       <w:pPr>
@@ -491,12 +508,12 @@
           <w:numId w:val="1001"/>
         </w:numPr>
       </w:pPr>
-      <w:hyperlink r:id="rId23">
+      <w:hyperlink r:id="rId21">
         <w:r>
           <w:rPr>
             <w:rStyle w:val="Hyperlink"/>
           </w:rPr>
-          <w:t xml:space="preserve">Linear Algebra</w:t>
+          <w:t xml:space="preserve">Calculus</w:t>
         </w:r>
       </w:hyperlink>
       <w:r>
@@ -506,19 +523,70 @@
         <w:t xml:space="preserve"> </w:t>
       </w:r>
       <w:r>
-        <w:t xml:space="preserve">vectors, matrices and their operations, special matrices,</w:t>
-      </w:r>
-      <w:r>
-        <w:t xml:space="preserve"> </w:t>
-      </w:r>
-      <w:r>
-        <w:t xml:space="preserve">quadratic forms, eigendecompositions, definite matrices,</w:t>
-      </w:r>
-      <w:r>
-        <w:t xml:space="preserve"> </w:t>
-      </w:r>
-      <w:r>
-        <w:t xml:space="preserve">determinants, and the design matrix</w:t>
+        <w:t xml:space="preserve">derivative rules, antiderivatives,</w:t>
+      </w:r>
+      <w:r>
+        <w:t xml:space="preserve"> </w:t>
+      </w:r>
+      <w:r>
+        <w:t xml:space="preserve">regularity conditions (the</w:t>
+      </w:r>
+      <w:r>
+        <w:t xml:space="preserve"> </w:t>
+      </w:r>
+      <w:hyperlink r:id="rId22">
+        <w:r>
+          <w:rPr>
+            <w:rStyle w:val="Hyperlink"/>
+          </w:rPr>
+          <w:t xml:space="preserve">continuity</w:t>
+        </w:r>
+      </w:hyperlink>
+      <w:r>
+        <w:t xml:space="preserve">,</w:t>
+      </w:r>
+      <w:r>
+        <w:t xml:space="preserve"> </w:t>
+      </w:r>
+      <w:hyperlink r:id="rId23">
+        <w:r>
+          <w:rPr>
+            <w:rStyle w:val="Hyperlink"/>
+          </w:rPr>
+          <w:t xml:space="preserve">differentiability</w:t>
+        </w:r>
+      </w:hyperlink>
+      <w:r>
+        <w:t xml:space="preserve">,</w:t>
+      </w:r>
+      <w:r>
+        <w:t xml:space="preserve"> </w:t>
+      </w:r>
+      <w:r>
+        <w:t xml:space="preserve">and</w:t>
+      </w:r>
+      <w:r>
+        <w:t xml:space="preserve"> </w:t>
+      </w:r>
+      <w:hyperlink r:id="rId24">
+        <w:r>
+          <w:rPr>
+            <w:rStyle w:val="Hyperlink"/>
+          </w:rPr>
+          <w:t xml:space="preserve">integrability</w:t>
+        </w:r>
+      </w:hyperlink>
+      <w:r>
+        <w:t xml:space="preserve"> </w:t>
+      </w:r>
+      <w:r>
+        <w:t xml:space="preserve">that results assume),</w:t>
+      </w:r>
+      <w:r>
+        <w:t xml:space="preserve"> </w:t>
+      </w:r>
+      <w:r>
+        <w:t xml:space="preserve">the Fundamental Theorem of Calculus, and double integrals</w:t>
       </w:r>
     </w:p>
     <w:p>
@@ -529,12 +597,12 @@
           <w:numId w:val="1001"/>
         </w:numPr>
       </w:pPr>
-      <w:hyperlink r:id="rId24">
+      <w:hyperlink r:id="rId25">
         <w:r>
           <w:rPr>
             <w:rStyle w:val="Hyperlink"/>
           </w:rPr>
-          <w:t xml:space="preserve">Vector Calculus</w:t>
+          <w:t xml:space="preserve">Linear Algebra</w:t>
         </w:r>
       </w:hyperlink>
       <w:r>
@@ -544,13 +612,19 @@
         <w:t xml:space="preserve"> </w:t>
       </w:r>
       <w:r>
-        <w:t xml:space="preserve">derivatives with respect to vectors and matrices,</w:t>
-      </w:r>
-      <w:r>
-        <w:t xml:space="preserve"> </w:t>
-      </w:r>
-      <w:r>
-        <w:t xml:space="preserve">quadratic forms, and the vector chain rule</w:t>
+        <w:t xml:space="preserve">vectors, matrices and their operations, special matrices,</w:t>
+      </w:r>
+      <w:r>
+        <w:t xml:space="preserve"> </w:t>
+      </w:r>
+      <w:r>
+        <w:t xml:space="preserve">quadratic forms, eigendecompositions, definite matrices,</w:t>
+      </w:r>
+      <w:r>
+        <w:t xml:space="preserve"> </w:t>
+      </w:r>
+      <w:r>
+        <w:t xml:space="preserve">determinants, and the design matrix</w:t>
       </w:r>
     </w:p>
     <w:p>
@@ -561,12 +635,12 @@
           <w:numId w:val="1001"/>
         </w:numPr>
       </w:pPr>
-      <w:hyperlink r:id="rId25">
+      <w:hyperlink r:id="rId26">
         <w:r>
           <w:rPr>
             <w:rStyle w:val="Hyperlink"/>
           </w:rPr>
-          <w:t xml:space="preserve">Optimization</w:t>
+          <w:t xml:space="preserve">Vector Calculus</w:t>
         </w:r>
       </w:hyperlink>
       <w:r>
@@ -576,13 +650,13 @@
         <w:t xml:space="preserve"> </w:t>
       </w:r>
       <w:r>
-        <w:t xml:space="preserve">optimality conditions, Taylor approximations, convexity in several variables,</w:t>
-      </w:r>
-      <w:r>
-        <w:t xml:space="preserve"> </w:t>
-      </w:r>
-      <w:r>
-        <w:t xml:space="preserve">Lagrange multipliers, Newton’s method, and gradient descent</w:t>
+        <w:t xml:space="preserve">derivatives with respect to vectors and matrices,</w:t>
+      </w:r>
+      <w:r>
+        <w:t xml:space="preserve"> </w:t>
+      </w:r>
+      <w:r>
+        <w:t xml:space="preserve">quadratic forms, and the vector chain rule</w:t>
       </w:r>
     </w:p>
     <w:p>
@@ -593,7 +667,39 @@
           <w:numId w:val="1001"/>
         </w:numPr>
       </w:pPr>
-      <w:hyperlink r:id="rId26">
+      <w:hyperlink r:id="rId27">
+        <w:r>
+          <w:rPr>
+            <w:rStyle w:val="Hyperlink"/>
+          </w:rPr>
+          <w:t xml:space="preserve">Optimization</w:t>
+        </w:r>
+      </w:hyperlink>
+      <w:r>
+        <w:t xml:space="preserve">:</w:t>
+      </w:r>
+      <w:r>
+        <w:t xml:space="preserve"> </w:t>
+      </w:r>
+      <w:r>
+        <w:t xml:space="preserve">optimality conditions, Taylor approximations, convexity in several variables,</w:t>
+      </w:r>
+      <w:r>
+        <w:t xml:space="preserve"> </w:t>
+      </w:r>
+      <w:r>
+        <w:t xml:space="preserve">Lagrange multipliers, Newton’s method, and gradient descent</w:t>
+      </w:r>
+    </w:p>
+    <w:p>
+      <w:pPr>
+        <w:pStyle w:val="Compact"/>
+        <w:numPr>
+          <w:ilvl w:val="0"/>
+          <w:numId w:val="1001"/>
+        </w:numPr>
+      </w:pPr>
+      <w:hyperlink r:id="rId28">
         <w:r>
           <w:rPr>
             <w:rStyle w:val="Hyperlink"/>
@@ -613,7 +719,7 @@
       <w:r>
         <w:t xml:space="preserve"> </w:t>
       </w:r>
-      <w:hyperlink r:id="rId27">
+      <w:hyperlink r:id="rId29">
         <w:r>
           <w:rPr>
             <w:rStyle w:val="Hyperlink"/>
@@ -622,8 +728,8 @@
         </w:r>
       </w:hyperlink>
     </w:p>
-    <w:bookmarkEnd w:id="28"/>
-    <w:bookmarkStart w:id="38" w:name="further-reading"/>
+    <w:bookmarkEnd w:id="30"/>
+    <w:bookmarkStart w:id="40" w:name="further-reading"/>
     <w:p>
       <w:pPr>
         <w:pStyle w:val="Heading2"/>
@@ -647,7 +753,7 @@
           <w:numId w:val="1003"/>
         </w:numPr>
       </w:pPr>
-      <w:hyperlink r:id="rId29">
+      <w:hyperlink r:id="rId31">
         <w:r>
           <w:rPr>
             <w:rStyle w:val="Hyperlink"/>
@@ -723,7 +829,7 @@
           <w:numId w:val="1003"/>
         </w:numPr>
       </w:pPr>
-      <w:hyperlink r:id="rId30">
+      <w:hyperlink r:id="rId32">
         <w:r>
           <w:rPr>
             <w:rStyle w:val="Hyperlink"/>
@@ -752,7 +858,7 @@
       <w:r>
         <w:t xml:space="preserve"> </w:t>
       </w:r>
-      <w:hyperlink r:id="rId31">
+      <w:hyperlink r:id="rId33">
         <w:r>
           <w:rPr>
             <w:rStyle w:val="Hyperlink"/>
@@ -778,7 +884,7 @@
       <w:r>
         <w:t xml:space="preserve"> </w:t>
       </w:r>
-      <w:hyperlink r:id="rId32">
+      <w:hyperlink r:id="rId34">
         <w:r>
           <w:rPr>
             <w:rStyle w:val="Hyperlink"/>
@@ -813,7 +919,7 @@
       <w:r>
         <w:t xml:space="preserve"> </w:t>
       </w:r>
-      <w:hyperlink r:id="rId23">
+      <w:hyperlink r:id="rId25">
         <w:r>
           <w:rPr>
             <w:rStyle w:val="Hyperlink"/>
@@ -830,7 +936,7 @@
       <w:r>
         <w:t xml:space="preserve"> </w:t>
       </w:r>
-      <w:hyperlink r:id="rId24">
+      <w:hyperlink r:id="rId26">
         <w:r>
           <w:rPr>
             <w:rStyle w:val="Hyperlink"/>
@@ -852,7 +958,7 @@
           <w:numId w:val="1003"/>
         </w:numPr>
       </w:pPr>
-      <w:hyperlink r:id="rId33">
+      <w:hyperlink r:id="rId35">
         <w:r>
           <w:rPr>
             <w:rStyle w:val="Hyperlink"/>
@@ -887,7 +993,7 @@
       <w:r>
         <w:t xml:space="preserve"> </w:t>
       </w:r>
-      <w:hyperlink r:id="rId19">
+      <w:hyperlink r:id="rId21">
         <w:r>
           <w:rPr>
             <w:rStyle w:val="Hyperlink"/>
@@ -904,7 +1010,7 @@
       <w:r>
         <w:t xml:space="preserve"> </w:t>
       </w:r>
-      <w:hyperlink r:id="rId24">
+      <w:hyperlink r:id="rId26">
         <w:r>
           <w:rPr>
             <w:rStyle w:val="Hyperlink"/>
@@ -932,7 +1038,7 @@
           <w:numId w:val="1003"/>
         </w:numPr>
       </w:pPr>
-      <w:hyperlink r:id="rId34">
+      <w:hyperlink r:id="rId36">
         <w:r>
           <w:rPr>
             <w:rStyle w:val="Hyperlink"/>
@@ -961,7 +1067,7 @@
           <w:numId w:val="1004"/>
         </w:numPr>
       </w:pPr>
-      <w:hyperlink r:id="rId35">
+      <w:hyperlink r:id="rId37">
         <w:r>
           <w:rPr>
             <w:rStyle w:val="Hyperlink"/>
@@ -978,7 +1084,7 @@
       <w:r>
         <w:t xml:space="preserve"> </w:t>
       </w:r>
-      <w:hyperlink r:id="rId23">
+      <w:hyperlink r:id="rId25">
         <w:r>
           <w:rPr>
             <w:rStyle w:val="Hyperlink"/>
@@ -1001,7 +1107,7 @@
           <w:numId w:val="1004"/>
         </w:numPr>
       </w:pPr>
-      <w:hyperlink r:id="rId36">
+      <w:hyperlink r:id="rId38">
         <w:r>
           <w:rPr>
             <w:rStyle w:val="Hyperlink"/>
@@ -1018,7 +1124,7 @@
       <w:r>
         <w:t xml:space="preserve"> </w:t>
       </w:r>
-      <w:hyperlink r:id="rId19">
+      <w:hyperlink r:id="rId21">
         <w:r>
           <w:rPr>
             <w:rStyle w:val="Hyperlink"/>
@@ -1041,7 +1147,7 @@
           <w:numId w:val="1004"/>
         </w:numPr>
       </w:pPr>
-      <w:hyperlink r:id="rId37">
+      <w:hyperlink r:id="rId39">
         <w:r>
           <w:rPr>
             <w:rStyle w:val="Hyperlink"/>
@@ -1058,7 +1164,7 @@
       <w:r>
         <w:t xml:space="preserve"> </w:t>
       </w:r>
-      <w:hyperlink r:id="rId24">
+      <w:hyperlink r:id="rId26">
         <w:r>
           <w:rPr>
             <w:rStyle w:val="Hyperlink"/>
@@ -1075,7 +1181,7 @@
       <w:r>
         <w:t xml:space="preserve"> </w:t>
       </w:r>
-      <w:hyperlink r:id="rId25">
+      <w:hyperlink r:id="rId27">
         <w:r>
           <w:rPr>
             <w:rStyle w:val="Hyperlink"/>
@@ -1090,8 +1196,8 @@
         <w:t xml:space="preserve">pages.</w:t>
       </w:r>
     </w:p>
-    <w:bookmarkEnd w:id="38"/>
-    <w:bookmarkStart w:id="39" w:name="using-these-notes-in-another-site"/>
+    <w:bookmarkEnd w:id="40"/>
+    <w:bookmarkStart w:id="41" w:name="using-these-notes-in-another-site"/>
     <w:p>
       <w:pPr>
         <w:pStyle w:val="Heading2"/>
@@ -1504,7 +1610,7 @@
             <w:pPr>
               <w:pStyle w:val="Compact"/>
             </w:pPr>
-            <w:hyperlink r:id="rId19">
+            <w:hyperlink r:id="rId21">
               <w:r>
                 <w:rPr>
                   <w:rStyle w:val="Hyperlink"/>
@@ -1560,7 +1666,7 @@
             <w:pPr>
               <w:pStyle w:val="Compact"/>
             </w:pPr>
-            <w:hyperlink r:id="rId23">
+            <w:hyperlink r:id="rId25">
               <w:r>
                 <w:rPr>
                   <w:rStyle w:val="Hyperlink"/>
@@ -1592,7 +1698,7 @@
             <w:pPr>
               <w:pStyle w:val="Compact"/>
             </w:pPr>
-            <w:hyperlink r:id="rId24">
+            <w:hyperlink r:id="rId26">
               <w:r>
                 <w:rPr>
                   <w:rStyle w:val="Hyperlink"/>
@@ -1624,7 +1730,7 @@
             <w:pPr>
               <w:pStyle w:val="Compact"/>
             </w:pPr>
-            <w:hyperlink r:id="rId25">
+            <w:hyperlink r:id="rId27">
               <w:r>
                 <w:rPr>
                   <w:rStyle w:val="Hyperlink"/>
@@ -1656,7 +1762,7 @@
             <w:pPr>
               <w:pStyle w:val="Compact"/>
             </w:pPr>
-            <w:hyperlink r:id="rId26">
+            <w:hyperlink r:id="rId28">
               <w:r>
                 <w:rPr>
                   <w:rStyle w:val="Hyperlink"/>
@@ -1890,8 +1996,8 @@
         <w:t xml:space="preserve">.</w:t>
       </w:r>
     </w:p>
-    <w:bookmarkEnd w:id="39"/>
-    <w:bookmarkStart w:id="43" w:name="references"/>
+    <w:bookmarkEnd w:id="41"/>
+    <w:bookmarkStart w:id="45" w:name="references"/>
     <w:p>
       <w:pPr>
         <w:pStyle w:val="Heading2"/>
@@ -1900,8 +2006,8 @@
         <w:t xml:space="preserve">References</w:t>
       </w:r>
     </w:p>
-    <w:bookmarkStart w:id="42" w:name="refs"/>
-    <w:bookmarkStart w:id="41" w:name="ref-cheng2025math"/>
+    <w:bookmarkStart w:id="44" w:name="refs"/>
+    <w:bookmarkStart w:id="43" w:name="ref-cheng2025math"/>
     <w:p>
       <w:pPr>
         <w:pStyle w:val="Bibliography"/>
@@ -1952,7 +2058,7 @@
       <w:r>
         <w:t xml:space="preserve"> </w:t>
       </w:r>
-      <w:hyperlink r:id="rId40">
+      <w:hyperlink r:id="rId42">
         <w:r>
           <w:rPr>
             <w:rStyle w:val="Hyperlink"/>
@@ -1961,9 +2067,9 @@
         </w:r>
       </w:hyperlink>
     </w:p>
-    <w:bookmarkEnd w:id="41"/>
-    <w:bookmarkEnd w:id="42"/>
     <w:bookmarkEnd w:id="43"/>
+    <w:bookmarkEnd w:id="44"/>
+    <w:bookmarkEnd w:id="45"/>
     <w:sectPr>
       <w:footnotePr>
         <w:numRestart w:val="eachSect"/>
